--- a/downloads/templates/cutover-checklist.docx
+++ b/downloads/templates/cutover-checklist.docx
@@ -142,6 +142,60 @@
         <w:t xml:space="preserve">Caution: A spreadsheet that says 'like for like' with no formulas.</w:t>
       </w:r>
     </w:p>
+    <w:p>
+      <w:r>
+        <w:rPr/>
+        <w:t xml:space="preserve">Sources and go deeper</w:t>
+      </w:r>
+    </w:p>
+    <w:p>
+      <w:r>
+        <w:rPr/>
+        <w:t xml:space="preserve">Set up your network to use the Connect Customer Contact Control Panel (CCP) - Amazon Connect Customer (AWS docs) https://docs.aws.amazon.com/connect/latest/adminguide/ccp-networking.html last checked 2026-10</w:t>
+      </w:r>
+    </w:p>
+    <w:p>
+      <w:r>
+        <w:rPr/>
+        <w:t xml:space="preserve">How Connect Customer uses routing profiles - Amazon Connect Customer (AWS docs) https://docs.aws.amazon.com/connect/latest/adminguide/concepts-routing.html last checked 2026-10</w:t>
+      </w:r>
+    </w:p>
+    <w:p>
+      <w:r>
+        <w:rPr/>
+        <w:t xml:space="preserve">The voice channel in Connect Customer - Amazon Connect Customer (AWS docs) https://docs.aws.amazon.com/connect/latest/adminguide/concepts-telephony.html last checked 2026-10</w:t>
+      </w:r>
+    </w:p>
+    <w:p>
+      <w:r>
+        <w:rPr/>
+        <w:t xml:space="preserve">RFC 3261: SIP: Session Initiation Protocol | RFC Editor (RFC) https://www.rfc-editor.org/info/rfc3261/ last checked 2026-10</w:t>
+      </w:r>
+    </w:p>
+    <w:p>
+      <w:r>
+        <w:rPr/>
+        <w:t xml:space="preserve">Call centre - Wikipedia (Wikipedia) https://en.wikipedia.org/wiki/Call_centre last checked 2026-10</w:t>
+      </w:r>
+    </w:p>
+    <w:p>
+      <w:r>
+        <w:rPr/>
+        <w:t xml:space="preserve">Session Initiation Protocol - Wikipedia (Wikipedia) https://en.wikipedia.org/wiki/Session_Initiation_Protocol last checked 2026-10</w:t>
+      </w:r>
+    </w:p>
+    <w:p>
+      <w:r>
+        <w:rPr/>
+        <w:t xml:space="preserve">confirm. Cisco Unified Communications Manager (Wikipedia) https://en.wikipedia.org/wiki/Cisco_Unified_Communications_Manager last checked 2026-10. Opened 2026-10. HTTP 404.</w:t>
+      </w:r>
+    </w:p>
+    <w:p>
+      <w:r>
+        <w:rPr/>
+        <w:t xml:space="preserve">Flow block in Connect Customer: Transfer to phone number - Amazon Connect Customer (AWS docs) https://docs.aws.amazon.com/connect/latest/adminguide/transfer-to-phone-number.html last checked 2026-10</w:t>
+      </w:r>
+    </w:p>
   </w:body>
 </w:document>
 </file>
--- a/downloads/templates/cutover-checklist.docx
+++ b/downloads/templates/cutover-checklist.docx
@@ -187,7 +187,7 @@
     <w:p>
       <w:r>
         <w:rPr/>
-        <w:t xml:space="preserve">confirm. Cisco Unified Communications Manager (Wikipedia) https://en.wikipedia.org/wiki/Cisco_Unified_Communications_Manager last checked 2026-10. Opened 2026-10. HTTP 404.</w:t>
+        <w:t xml:space="preserve">confirm. Cisco Unified Communications Manager (Wikipedia) last checked 2026-10. Opened 2026-10. HTTP 404.</w:t>
       </w:r>
     </w:p>
     <w:p>

--- a/downloads/templates/cutover-checklist.docx
+++ b/downloads/templates/cutover-checklist.docx
@@ -13,7 +13,7 @@
     <w:p>
       <w:r>
         <w:rPr/>
-        <w:t xml:space="preserve">This is an independent, free, learning-only student project. It respects every company and vendor. Trademarks belong to their owners. It is not affiliated with or endorsed by Amazon Web Services, Cisco, Genesys, or any other company. If you have a concern, the page will be removed or corrected promptly through the contact form. Nothing here is sold. There are no ads. The author is happy to volunteer for any organization.</w:t>
+        <w:t xml:space="preserve">This is an independent, free, learning-only student project. It respects every company and vendor. Trademarks belong to their owners. It is not affiliated with or endorsed by Amazon Web Services, Cisco, Genesys, Salesforce, Twilio, or any other company. If you have a concern, the page will be removed or corrected promptly through the contact form. Nothing here is sold. There are no ads. The author is happy to volunteer for any organization.</w:t>
       </w:r>
     </w:p>
     <w:p>
